--- a/Front Matter/Template/Pieces/9_Front-Matter.docx
+++ b/Front Matter/Template/Pieces/9_Front-Matter.docx
@@ -2760,6 +2760,62 @@
           <w:szCs w:val="24"/>
           <w:lang w:val="en-US"/>
         </w:rPr>
+        <w:t xml:space="preserve"> I, II</w:t>
+      </w:r>
+    </w:p>
+    <w:p>
+      <w:pPr>
+        <w:rPr>
+          <w:rFonts w:ascii="Noto Serif SC" w:eastAsia="Noto Serif SC" w:hAnsi="Noto Serif SC" w:cs="Noto Serif"/>
+          <w:sz w:val="24"/>
+          <w:szCs w:val="24"/>
+          <w:lang w:val="en-US"/>
+        </w:rPr>
+      </w:pPr>
+      <w:r>
+        <w:rPr>
+          <w:rFonts w:ascii="Noto Serif SC" w:eastAsia="Noto Serif SC" w:hAnsi="Noto Serif SC" w:cs="Noto Serif"/>
+          <w:sz w:val="24"/>
+          <w:szCs w:val="24"/>
+          <w:lang w:val="en-US"/>
+        </w:rPr>
+        <w:t>高音笙 Gaoyin Sheng</w:t>
+      </w:r>
+      <w:r>
+        <w:rPr>
+          <w:rFonts w:ascii="Noto Serif SC" w:eastAsia="Noto Serif SC" w:hAnsi="Noto Serif SC" w:cs="Noto Serif"/>
+          <w:sz w:val="24"/>
+          <w:szCs w:val="24"/>
+          <w:lang w:val="en-US"/>
+        </w:rPr>
+        <w:t xml:space="preserve"> I, II</w:t>
+      </w:r>
+    </w:p>
+    <w:p>
+      <w:pPr>
+        <w:rPr>
+          <w:rFonts w:ascii="Noto Serif SC" w:eastAsia="Noto Serif SC" w:hAnsi="Noto Serif SC" w:cs="Noto Serif"/>
+          <w:sz w:val="24"/>
+          <w:szCs w:val="24"/>
+          <w:lang w:val="en-US"/>
+        </w:rPr>
+      </w:pPr>
+      <w:r>
+        <w:rPr>
+          <w:rFonts w:ascii="Noto Serif SC" w:eastAsia="Noto Serif SC" w:hAnsi="Noto Serif SC" w:cs="Noto Serif"/>
+          <w:sz w:val="24"/>
+          <w:szCs w:val="24"/>
+          <w:lang w:val="en-US"/>
+        </w:rPr>
+        <w:t>中音笙</w:t>
+      </w:r>
+      <w:r>
+        <w:rPr>
+          <w:rFonts w:ascii="Noto Serif SC" w:eastAsia="Noto Serif SC" w:hAnsi="Noto Serif SC" w:cs="Noto Serif"/>
+          <w:sz w:val="24"/>
+          <w:szCs w:val="24"/>
+          <w:lang w:val="en-US"/>
+        </w:rPr>
         <w:t xml:space="preserve"> </w:t>
       </w:r>
       <w:r>
@@ -2769,26 +2825,27 @@
           <w:szCs w:val="24"/>
           <w:lang w:val="en-US"/>
         </w:rPr>
-        <w:t>I, II</w:t>
-      </w:r>
-    </w:p>
-    <w:p>
-      <w:pPr>
-        <w:rPr>
-          <w:rFonts w:ascii="Noto Serif SC" w:eastAsia="Noto Serif SC" w:hAnsi="Noto Serif SC" w:cs="Noto Serif"/>
-          <w:sz w:val="24"/>
-          <w:szCs w:val="24"/>
-          <w:lang w:val="en-US"/>
-        </w:rPr>
-      </w:pPr>
-      <w:r>
-        <w:rPr>
-          <w:rFonts w:ascii="Noto Serif SC" w:eastAsia="Noto Serif SC" w:hAnsi="Noto Serif SC" w:cs="Noto Serif"/>
-          <w:sz w:val="24"/>
-          <w:szCs w:val="24"/>
-          <w:lang w:val="en-US"/>
-        </w:rPr>
-        <w:t>高音笙 Gaoyin Sheng</w:t>
+        <w:t>Zhongyin Sheng</w:t>
+      </w:r>
+    </w:p>
+    <w:p>
+      <w:pPr>
+        <w:spacing w:after="120"/>
+        <w:rPr>
+          <w:rFonts w:ascii="Noto Serif SC" w:eastAsia="Noto Serif SC" w:hAnsi="Noto Serif SC" w:cs="Noto Serif"/>
+          <w:sz w:val="24"/>
+          <w:szCs w:val="24"/>
+          <w:lang w:val="en-US"/>
+        </w:rPr>
+      </w:pPr>
+      <w:r>
+        <w:rPr>
+          <w:rFonts w:ascii="Noto Serif SC" w:eastAsia="Noto Serif SC" w:hAnsi="Noto Serif SC" w:cs="Noto Serif"/>
+          <w:sz w:val="24"/>
+          <w:szCs w:val="24"/>
+          <w:lang w:val="en-US"/>
+        </w:rPr>
+        <w:t>低音笙</w:t>
       </w:r>
       <w:r>
         <w:rPr>
@@ -2806,81 +2863,6 @@
           <w:szCs w:val="24"/>
           <w:lang w:val="en-US"/>
         </w:rPr>
-        <w:t>I, II</w:t>
-      </w:r>
-    </w:p>
-    <w:p>
-      <w:pPr>
-        <w:rPr>
-          <w:rFonts w:ascii="Noto Serif SC" w:eastAsia="Noto Serif SC" w:hAnsi="Noto Serif SC" w:cs="Noto Serif"/>
-          <w:sz w:val="24"/>
-          <w:szCs w:val="24"/>
-          <w:lang w:val="en-US"/>
-        </w:rPr>
-      </w:pPr>
-      <w:r>
-        <w:rPr>
-          <w:rFonts w:ascii="Noto Serif SC" w:eastAsia="Noto Serif SC" w:hAnsi="Noto Serif SC" w:cs="Noto Serif"/>
-          <w:sz w:val="24"/>
-          <w:szCs w:val="24"/>
-          <w:lang w:val="en-US"/>
-        </w:rPr>
-        <w:t>中音笙</w:t>
-      </w:r>
-      <w:r>
-        <w:rPr>
-          <w:rFonts w:ascii="Noto Serif SC" w:eastAsia="Noto Serif SC" w:hAnsi="Noto Serif SC" w:cs="Noto Serif"/>
-          <w:sz w:val="24"/>
-          <w:szCs w:val="24"/>
-          <w:lang w:val="en-US"/>
-        </w:rPr>
-        <w:t xml:space="preserve"> </w:t>
-      </w:r>
-      <w:r>
-        <w:rPr>
-          <w:rFonts w:ascii="Noto Serif SC" w:eastAsia="Noto Serif SC" w:hAnsi="Noto Serif SC" w:cs="Noto Serif"/>
-          <w:sz w:val="24"/>
-          <w:szCs w:val="24"/>
-          <w:lang w:val="en-US"/>
-        </w:rPr>
-        <w:t>Zhongyin Sheng</w:t>
-      </w:r>
-    </w:p>
-    <w:p>
-      <w:pPr>
-        <w:spacing w:after="120"/>
-        <w:rPr>
-          <w:rFonts w:ascii="Noto Serif SC" w:eastAsia="Noto Serif SC" w:hAnsi="Noto Serif SC" w:cs="Noto Serif"/>
-          <w:sz w:val="24"/>
-          <w:szCs w:val="24"/>
-          <w:lang w:val="en-US"/>
-        </w:rPr>
-      </w:pPr>
-      <w:r>
-        <w:rPr>
-          <w:rFonts w:ascii="Noto Serif SC" w:eastAsia="Noto Serif SC" w:hAnsi="Noto Serif SC" w:cs="Noto Serif"/>
-          <w:sz w:val="24"/>
-          <w:szCs w:val="24"/>
-          <w:lang w:val="en-US"/>
-        </w:rPr>
-        <w:t>低音笙</w:t>
-      </w:r>
-      <w:r>
-        <w:rPr>
-          <w:rFonts w:ascii="Noto Serif SC" w:eastAsia="Noto Serif SC" w:hAnsi="Noto Serif SC" w:cs="Noto Serif"/>
-          <w:sz w:val="24"/>
-          <w:szCs w:val="24"/>
-          <w:lang w:val="en-US"/>
-        </w:rPr>
-        <w:t xml:space="preserve"> </w:t>
-      </w:r>
-      <w:r>
-        <w:rPr>
-          <w:rFonts w:ascii="Noto Serif SC" w:eastAsia="Noto Serif SC" w:hAnsi="Noto Serif SC" w:cs="Noto Serif"/>
-          <w:sz w:val="24"/>
-          <w:szCs w:val="24"/>
-          <w:lang w:val="en-US"/>
-        </w:rPr>
         <w:t>Diyin Sheng</w:t>
       </w:r>
     </w:p>
@@ -2964,16 +2946,7 @@
           <w:szCs w:val="24"/>
           <w:lang w:val="en-US"/>
         </w:rPr>
-        <w:t xml:space="preserve"> </w:t>
-      </w:r>
-      <w:r>
-        <w:rPr>
-          <w:rFonts w:ascii="Noto Serif SC" w:eastAsia="Noto Serif SC" w:hAnsi="Noto Serif SC" w:cs="Noto Serif"/>
-          <w:sz w:val="24"/>
-          <w:szCs w:val="24"/>
-          <w:lang w:val="en-US"/>
-        </w:rPr>
-        <w:t>I, II</w:t>
+        <w:t xml:space="preserve"> I, II</w:t>
       </w:r>
     </w:p>
     <w:p>
@@ -3020,16 +2993,7 @@
           <w:szCs w:val="24"/>
           <w:lang w:val="en-US"/>
         </w:rPr>
-        <w:t xml:space="preserve"> </w:t>
-      </w:r>
-      <w:r>
-        <w:rPr>
-          <w:rFonts w:ascii="Noto Serif SC" w:eastAsia="Noto Serif SC" w:hAnsi="Noto Serif SC" w:cs="Noto Serif"/>
-          <w:sz w:val="24"/>
-          <w:szCs w:val="24"/>
-          <w:lang w:val="en-US"/>
-        </w:rPr>
-        <w:t>I, II</w:t>
+        <w:t xml:space="preserve"> I, II</w:t>
       </w:r>
     </w:p>
     <w:p>
@@ -3308,12 +3272,21 @@
       </w:pPr>
       <w:r>
         <w:rPr>
+          <w:rFonts w:ascii="Noto Serif SC" w:eastAsia="Noto Serif SC" w:hAnsi="Noto Serif SC" w:cs="Noto Serif" w:hint="eastAsia"/>
+          <w:sz w:val="24"/>
+          <w:szCs w:val="24"/>
+          <w:lang w:val="en-US"/>
+        </w:rPr>
+        <w:t>铝板琴</w:t>
+      </w:r>
+      <w:r>
+        <w:rPr>
           <w:rFonts w:ascii="Noto Serif SC" w:eastAsia="Noto Serif SC" w:hAnsi="Noto Serif SC" w:cs="Noto Serif"/>
           <w:sz w:val="24"/>
           <w:szCs w:val="24"/>
           <w:lang w:val="en-GB"/>
         </w:rPr>
-        <w:t>拍顫器 Vibraphone</w:t>
+        <w:t xml:space="preserve"> Vibraphone</w:t>
       </w:r>
     </w:p>
     <w:p>
@@ -4150,7 +4123,6 @@
   <w:style w:type="character" w:default="1" w:styleId="DefaultParagraphFont">
     <w:name w:val="Default Paragraph Font"/>
     <w:uiPriority w:val="1"/>
-    <w:semiHidden/>
     <w:unhideWhenUsed/>
   </w:style>
   <w:style w:type="table" w:default="1" w:styleId="TableNormal">

--- a/Front Matter/Template/Pieces/9_Front-Matter.docx
+++ b/Front Matter/Template/Pieces/9_Front-Matter.docx
@@ -1719,27 +1719,7 @@
           <w:szCs w:val="24"/>
           <w:lang w:val="en-US"/>
         </w:rPr>
-        <w:t xml:space="preserve"> 比赛中获得二等奖，同年获得 Otto </w:t>
-      </w:r>
-      <w:proofErr w:type="spellStart"/>
-      <w:r>
-        <w:rPr>
-          <w:rFonts w:ascii="Noto Serif SC" w:eastAsia="Noto Serif SC" w:hAnsi="Noto Serif SC" w:cs="Noto Serif"/>
-          <w:sz w:val="24"/>
-          <w:szCs w:val="24"/>
-          <w:lang w:val="en-US"/>
-        </w:rPr>
-        <w:t>Ortmann</w:t>
-      </w:r>
-      <w:proofErr w:type="spellEnd"/>
-      <w:r>
-        <w:rPr>
-          <w:rFonts w:ascii="Noto Serif SC" w:eastAsia="Noto Serif SC" w:hAnsi="Noto Serif SC" w:cs="Noto Serif"/>
-          <w:sz w:val="24"/>
-          <w:szCs w:val="24"/>
-          <w:lang w:val="en-US"/>
-        </w:rPr>
-        <w:t>曲奖。俊安的研究兴趣同样广泛且丰富，从Josquin 的香颂-经文歌、莫扎特的唐璜中的拉康女权主义，到南洋风的主题等。他目前的研究项目是使用荣格精神分析研发音乐分析范式。</w:t>
+        <w:t xml:space="preserve"> 比赛中获得二等奖，同年获得 Otto Ortmann曲奖。俊安的研究兴趣同样广泛且丰富，从Josquin 的香颂-经文歌、莫扎特的唐璜中的拉康女权主义，到南洋风的主题等。他目前的研究项目是使用荣格精神分析研发音乐分析范式。</w:t>
       </w:r>
     </w:p>
     <w:p>
@@ -1895,16 +1875,7 @@
           <w:sz w:val="24"/>
           <w:szCs w:val="24"/>
         </w:rPr>
-        <w:t xml:space="preserve"> was accorded second prize in the Prix </w:t>
-      </w:r>
-      <w:proofErr w:type="spellStart"/>
-      <w:r>
-        <w:rPr>
-          <w:rFonts w:ascii="Noto Serif SC" w:eastAsia="Noto Serif SC" w:hAnsi="Noto Serif SC" w:cs="Noto Serif"/>
-          <w:sz w:val="24"/>
-          <w:szCs w:val="24"/>
-        </w:rPr>
-        <w:t>d</w:t>
+        <w:t> was accorded second prize in the Prix d</w:t>
       </w:r>
       <w:r>
         <w:rPr>
@@ -1920,16 +1891,7 @@
           <w:sz w:val="24"/>
           <w:szCs w:val="24"/>
         </w:rPr>
-        <w:t>Ete</w:t>
-      </w:r>
-      <w:proofErr w:type="spellEnd"/>
-      <w:r>
-        <w:rPr>
-          <w:rFonts w:ascii="Noto Serif SC" w:eastAsia="Noto Serif SC" w:hAnsi="Noto Serif SC" w:cs="Noto Serif"/>
-          <w:sz w:val="24"/>
-          <w:szCs w:val="24"/>
-        </w:rPr>
-        <w:t xml:space="preserve"> Competition and later that year he was conferred the Otto Ortmann Award in Composition. Jun An</w:t>
+        <w:t>Ete Competition and later that year he was conferred the Otto Ortmann Award in Composition. Jun An</w:t>
       </w:r>
       <w:r>
         <w:rPr>
@@ -4123,6 +4085,7 @@
   <w:style w:type="character" w:default="1" w:styleId="DefaultParagraphFont">
     <w:name w:val="Default Paragraph Font"/>
     <w:uiPriority w:val="1"/>
+    <w:semiHidden/>
     <w:unhideWhenUsed/>
   </w:style>
   <w:style w:type="table" w:default="1" w:styleId="TableNormal">
